--- a/01 - Escuela Pass/docs/tdg/word/anexos/09_Manual_de_Usuario_Escuela_Pass.docx
+++ b/01 - Escuela Pass/docs/tdg/word/anexos/09_Manual_de_Usuario_Escuela_Pass.docx
@@ -795,6 +795,49 @@
     <w:p>
       <w:r>
         <w:t xml:space="preserve">• [Imagen: dashboard administrativo]</w:t>
+      </w:r>
+    </w:p>
+    <w:p>
+      <w:r>
+        <w:br w:type="page"/>
+      </w:r>
+    </w:p>
+    <w:p>
+      <w:pPr>
+        <w:pStyle w:val="Heading1"/>
+      </w:pPr>
+      <w:r>
+        <w:t>Ampliación documental automatizada (inventario repositorio y producción)</w:t>
+      </w:r>
+    </w:p>
+    <w:p>
+      <w:r>
+        <w:t>Flujos sugeridos por rol — detallar en el anexo con capturas reales o placeholders entre corchetes según norma APA del proyecto:</w:t>
+      </w:r>
+    </w:p>
+    <w:p>
+      <w:r>
+        <w:t>- PADRE: circuito de recogida, consentimientos, notificaciones, calificaciones y boletines si aplica.</w:t>
+      </w:r>
+    </w:p>
+    <w:p>
+      <w:r>
+        <w:t>- DOCENTE: circuito hoy, asistencia, anotaciones, calificaciones, escáner de acceso.</w:t>
+      </w:r>
+    </w:p>
+    <w:p>
+      <w:r>
+        <w:t>- ADMINISTRATIVO: gestión escolar, importaciones, calendario, visitas, reuniones, periodos, reportes.</w:t>
+      </w:r>
+    </w:p>
+    <w:p>
+      <w:r>
+        <w:t>- ADMIN (plataforma): escuelas, privacidad, auditoría ampliada.</w:t>
+      </w:r>
+    </w:p>
+    <w:p>
+      <w:r>
+        <w:t>Enlazar cada párrafo con la ruta UI correspondiente de la lista superior.</w:t>
       </w:r>
     </w:p>
     <ns0:sectPr xmlns:ns0="http://schemas.openxmlformats.org/wordprocessingml/2006/main" xmlns:ns1="http://schemas.openxmlformats.org/officeDocument/2006/relationships">
